--- a/Diplomata_ES/docx/1부4화_El_hombre_del_maletin.docx
+++ b/Diplomata_ES/docx/1부4화_El_hombre_del_maletin.docx
@@ -111,7 +111,7 @@
           <w:color w:val="555555"/>
           <w:sz w:val="19"/>
         </w:rPr>
-        <w:t>대사 173턴 · 난이도 B2-C1 · 지문 없이 대사만으로 구성 · 본문 + 한국어 대역 + 주석</w:t>
+        <w:t>대사 177턴 · 난이도 B2-C1 · 지문 없이 대사만으로 구성 · 본문 + 한국어 대역 + 주석</w:t>
       </w:r>
     </w:p>
     <w:p>
@@ -4056,7 +4056,7 @@
           <w:i w:val="0"/>
           <w:sz w:val="22"/>
         </w:rPr>
-        <w:t>¿Lo conserva? ¿La traducción?</w:t>
+        <w:t>Los intérpretes siempre cargan con la culpa.</w:t>
       </w:r>
     </w:p>
     <w:p>
@@ -4072,7 +4072,7 @@
           <w:color w:val="555555"/>
           <w:sz w:val="19"/>
         </w:rPr>
-        <w:t>가지고 계신가요? 그 번역본요?</w:t>
+        <w:t>통역관은 늘 책임을 떠안죠.</w:t>
       </w:r>
     </w:p>
     <w:p>
@@ -4108,7 +4108,7 @@
           <w:i w:val="0"/>
           <w:sz w:val="22"/>
         </w:rPr>
-        <w:t>Primero díganme quién les ha enviado. Y no me digan que han venido solos.</w:t>
+        <w:t>Pregúntele a la Malinche. Sin ella, Cortés no habría podido decir ni buenos días en Tenochtitlan. Quinientos años después la sigue cargando la palabra «traidora». Nadie pregunta qué le dejaron decir.</w:t>
       </w:r>
     </w:p>
     <w:p>
@@ -4124,7 +4124,7 @@
           <w:color w:val="555555"/>
           <w:sz w:val="19"/>
         </w:rPr>
-        <w:t>먼저 누가 보냈는지 말하시오. 그리고 둘이서만 왔다고는 하지 마시오.</w:t>
+        <w:t>말린체에게 물어보시오. 그녀가 없었다면 코르테스는 테노치티틀란에서 인사 한마디 못 했을 거요. 500년이 지난 지금도 '배신자'라는 말이 그녀를 짓누르지. 그녀가 뭘 말하도록 허락받았는지는 아무도 묻지 않소.</w:t>
       </w:r>
     </w:p>
     <w:p>
@@ -4160,7 +4160,7 @@
           <w:i w:val="0"/>
           <w:sz w:val="22"/>
         </w:rPr>
-        <w:t>He venido solo en el sentido de que nadie lo sabe. Mi jefa ha pedido que lo deje estar.</w:t>
+        <w:t>Una intérprete que traducía bajo las órdenes de otros.</w:t>
       </w:r>
     </w:p>
     <w:p>
@@ -4176,7 +4176,7 @@
           <w:color w:val="555555"/>
           <w:sz w:val="19"/>
         </w:rPr>
-        <w:t>아무도 모른다는 의미에서는 혼자 온 겁니다. 제 상사가 그만두라고 했어요.</w:t>
+        <w:t>남의 지시 아래서 통역한 사람이군요.</w:t>
       </w:r>
     </w:p>
     <w:p>
@@ -4212,7 +4212,7 @@
           <w:i w:val="0"/>
           <w:sz w:val="22"/>
         </w:rPr>
-        <w:t>¿Valdés?</w:t>
+        <w:t>Como yo. La historia no perdona a quien traduce, y olvida a quien dicta.</w:t>
       </w:r>
     </w:p>
     <w:p>
@@ -4228,7 +4228,7 @@
           <w:color w:val="555555"/>
           <w:sz w:val="19"/>
         </w:rPr>
-        <w:t>발데스요?</w:t>
+        <w:t>나처럼. 역사는 통역한 사람은 용서하지 않고, 불러 준 사람은 잊어버리오.</w:t>
       </w:r>
     </w:p>
     <w:p>
@@ -4255,7 +4255,7 @@
           <w:color w:val="8A1C2B"/>
           <w:sz w:val="21"/>
         </w:rPr>
-        <w:t xml:space="preserve">ÁLVARO   </w:t>
+        <w:t xml:space="preserve">MARINA   </w:t>
       </w:r>
       <w:r>
         <w:rPr>
@@ -4264,7 +4264,7 @@
           <w:i w:val="0"/>
           <w:sz w:val="22"/>
         </w:rPr>
-        <w:t>¿La conoce?</w:t>
+        <w:t>¿Lo conserva? ¿La traducción?</w:t>
       </w:r>
     </w:p>
     <w:p>
@@ -4280,7 +4280,7 @@
           <w:color w:val="555555"/>
           <w:sz w:val="19"/>
         </w:rPr>
-        <w:t>아십니까?</w:t>
+        <w:t>가지고 계신가요? 그 번역본요?</w:t>
       </w:r>
     </w:p>
     <w:p>
@@ -4316,7 +4316,7 @@
           <w:i w:val="0"/>
           <w:sz w:val="22"/>
         </w:rPr>
-        <w:t>Se casó con una mentira y se la llevó a todas partes. Perdone. Es lo que pienso.</w:t>
+        <w:t>Primero díganme quién les ha enviado. Y no me digan que han venido solos.</w:t>
       </w:r>
     </w:p>
     <w:p>
@@ -4332,6 +4332,214 @@
           <w:color w:val="555555"/>
           <w:sz w:val="19"/>
         </w:rPr>
+        <w:t>먼저 누가 보냈는지 말하시오. 그리고 둘이서만 왔다고는 하지 마시오.</w:t>
+      </w:r>
+    </w:p>
+    <w:p>
+      <w:pPr>
+        <w:keepNext/>
+        <w:spacing w:before="80" w:after="0" w:line="276" w:lineRule="auto"/>
+        <w:ind w:left="0"/>
+      </w:pPr>
+      <w:r>
+        <w:rPr>
+          <w:rFonts w:ascii="Noto Sans KR" w:hAnsi="Noto Sans KR" w:eastAsia="Noto Sans KR" w:cs="Noto Sans KR"/>
+          <w:b w:val="0"/>
+          <w:i w:val="0"/>
+          <w:color w:val="555555"/>
+          <w:sz w:val="15"/>
+        </w:rPr>
+        <w:t xml:space="preserve">072  </w:t>
+      </w:r>
+      <w:r>
+        <w:rPr>
+          <w:rFonts w:ascii="Noto Sans KR" w:hAnsi="Noto Sans KR" w:eastAsia="Noto Sans KR" w:cs="Noto Sans KR"/>
+          <w:b/>
+          <w:i w:val="0"/>
+          <w:color w:val="8A1C2B"/>
+          <w:sz w:val="21"/>
+        </w:rPr>
+        <w:t xml:space="preserve">ÁLVARO   </w:t>
+      </w:r>
+      <w:r>
+        <w:rPr>
+          <w:rFonts w:ascii="Noto Sans KR" w:hAnsi="Noto Sans KR" w:eastAsia="Noto Sans KR" w:cs="Noto Sans KR"/>
+          <w:b w:val="0"/>
+          <w:i w:val="0"/>
+          <w:sz w:val="22"/>
+        </w:rPr>
+        <w:t>He venido solo en el sentido de que nadie lo sabe. Mi jefa ha pedido que lo deje estar.</w:t>
+      </w:r>
+    </w:p>
+    <w:p>
+      <w:pPr>
+        <w:spacing w:before="0" w:after="40" w:line="276" w:lineRule="auto"/>
+        <w:ind w:left="595"/>
+      </w:pPr>
+      <w:r>
+        <w:rPr>
+          <w:rFonts w:ascii="Noto Sans KR" w:hAnsi="Noto Sans KR" w:eastAsia="Noto Sans KR" w:cs="Noto Sans KR"/>
+          <w:b w:val="0"/>
+          <w:i w:val="0"/>
+          <w:color w:val="555555"/>
+          <w:sz w:val="19"/>
+        </w:rPr>
+        <w:t>아무도 모른다는 의미에서는 혼자 온 겁니다. 제 상사가 그만두라고 했어요.</w:t>
+      </w:r>
+    </w:p>
+    <w:p>
+      <w:pPr>
+        <w:keepNext/>
+        <w:spacing w:before="80" w:after="0" w:line="276" w:lineRule="auto"/>
+        <w:ind w:left="0"/>
+      </w:pPr>
+      <w:r>
+        <w:rPr>
+          <w:rFonts w:ascii="Noto Sans KR" w:hAnsi="Noto Sans KR" w:eastAsia="Noto Sans KR" w:cs="Noto Sans KR"/>
+          <w:b w:val="0"/>
+          <w:i w:val="0"/>
+          <w:color w:val="555555"/>
+          <w:sz w:val="15"/>
+        </w:rPr>
+        <w:t xml:space="preserve">073  </w:t>
+      </w:r>
+      <w:r>
+        <w:rPr>
+          <w:rFonts w:ascii="Noto Sans KR" w:hAnsi="Noto Sans KR" w:eastAsia="Noto Sans KR" w:cs="Noto Sans KR"/>
+          <w:b/>
+          <w:i w:val="0"/>
+          <w:color w:val="8A1C2B"/>
+          <w:sz w:val="21"/>
+        </w:rPr>
+        <w:t xml:space="preserve">FERMÍN   </w:t>
+      </w:r>
+      <w:r>
+        <w:rPr>
+          <w:rFonts w:ascii="Noto Sans KR" w:hAnsi="Noto Sans KR" w:eastAsia="Noto Sans KR" w:cs="Noto Sans KR"/>
+          <w:b w:val="0"/>
+          <w:i w:val="0"/>
+          <w:sz w:val="22"/>
+        </w:rPr>
+        <w:t>¿Valdés?</w:t>
+      </w:r>
+    </w:p>
+    <w:p>
+      <w:pPr>
+        <w:spacing w:before="0" w:after="40" w:line="276" w:lineRule="auto"/>
+        <w:ind w:left="595"/>
+      </w:pPr>
+      <w:r>
+        <w:rPr>
+          <w:rFonts w:ascii="Noto Sans KR" w:hAnsi="Noto Sans KR" w:eastAsia="Noto Sans KR" w:cs="Noto Sans KR"/>
+          <w:b w:val="0"/>
+          <w:i w:val="0"/>
+          <w:color w:val="555555"/>
+          <w:sz w:val="19"/>
+        </w:rPr>
+        <w:t>발데스요?</w:t>
+      </w:r>
+    </w:p>
+    <w:p>
+      <w:pPr>
+        <w:keepNext/>
+        <w:spacing w:before="80" w:after="0" w:line="276" w:lineRule="auto"/>
+        <w:ind w:left="0"/>
+      </w:pPr>
+      <w:r>
+        <w:rPr>
+          <w:rFonts w:ascii="Noto Sans KR" w:hAnsi="Noto Sans KR" w:eastAsia="Noto Sans KR" w:cs="Noto Sans KR"/>
+          <w:b w:val="0"/>
+          <w:i w:val="0"/>
+          <w:color w:val="555555"/>
+          <w:sz w:val="15"/>
+        </w:rPr>
+        <w:t xml:space="preserve">074  </w:t>
+      </w:r>
+      <w:r>
+        <w:rPr>
+          <w:rFonts w:ascii="Noto Sans KR" w:hAnsi="Noto Sans KR" w:eastAsia="Noto Sans KR" w:cs="Noto Sans KR"/>
+          <w:b/>
+          <w:i w:val="0"/>
+          <w:color w:val="8A1C2B"/>
+          <w:sz w:val="21"/>
+        </w:rPr>
+        <w:t xml:space="preserve">ÁLVARO   </w:t>
+      </w:r>
+      <w:r>
+        <w:rPr>
+          <w:rFonts w:ascii="Noto Sans KR" w:hAnsi="Noto Sans KR" w:eastAsia="Noto Sans KR" w:cs="Noto Sans KR"/>
+          <w:b w:val="0"/>
+          <w:i w:val="0"/>
+          <w:sz w:val="22"/>
+        </w:rPr>
+        <w:t>¿La conoce?</w:t>
+      </w:r>
+    </w:p>
+    <w:p>
+      <w:pPr>
+        <w:spacing w:before="0" w:after="40" w:line="276" w:lineRule="auto"/>
+        <w:ind w:left="595"/>
+      </w:pPr>
+      <w:r>
+        <w:rPr>
+          <w:rFonts w:ascii="Noto Sans KR" w:hAnsi="Noto Sans KR" w:eastAsia="Noto Sans KR" w:cs="Noto Sans KR"/>
+          <w:b w:val="0"/>
+          <w:i w:val="0"/>
+          <w:color w:val="555555"/>
+          <w:sz w:val="19"/>
+        </w:rPr>
+        <w:t>아십니까?</w:t>
+      </w:r>
+    </w:p>
+    <w:p>
+      <w:pPr>
+        <w:keepNext/>
+        <w:spacing w:before="80" w:after="0" w:line="276" w:lineRule="auto"/>
+        <w:ind w:left="0"/>
+      </w:pPr>
+      <w:r>
+        <w:rPr>
+          <w:rFonts w:ascii="Noto Sans KR" w:hAnsi="Noto Sans KR" w:eastAsia="Noto Sans KR" w:cs="Noto Sans KR"/>
+          <w:b w:val="0"/>
+          <w:i w:val="0"/>
+          <w:color w:val="555555"/>
+          <w:sz w:val="15"/>
+        </w:rPr>
+        <w:t xml:space="preserve">075  </w:t>
+      </w:r>
+      <w:r>
+        <w:rPr>
+          <w:rFonts w:ascii="Noto Sans KR" w:hAnsi="Noto Sans KR" w:eastAsia="Noto Sans KR" w:cs="Noto Sans KR"/>
+          <w:b/>
+          <w:i w:val="0"/>
+          <w:color w:val="8A1C2B"/>
+          <w:sz w:val="21"/>
+        </w:rPr>
+        <w:t xml:space="preserve">FERMÍN   </w:t>
+      </w:r>
+      <w:r>
+        <w:rPr>
+          <w:rFonts w:ascii="Noto Sans KR" w:hAnsi="Noto Sans KR" w:eastAsia="Noto Sans KR" w:cs="Noto Sans KR"/>
+          <w:b w:val="0"/>
+          <w:i w:val="0"/>
+          <w:sz w:val="22"/>
+        </w:rPr>
+        <w:t>Se casó con una mentira y se la llevó a todas partes. Perdone. Es lo que pienso.</w:t>
+      </w:r>
+    </w:p>
+    <w:p>
+      <w:pPr>
+        <w:spacing w:before="0" w:after="40" w:line="276" w:lineRule="auto"/>
+        <w:ind w:left="595"/>
+      </w:pPr>
+      <w:r>
+        <w:rPr>
+          <w:rFonts w:ascii="Noto Sans KR" w:hAnsi="Noto Sans KR" w:eastAsia="Noto Sans KR" w:cs="Noto Sans KR"/>
+          <w:b w:val="0"/>
+          <w:i w:val="0"/>
+          <w:color w:val="555555"/>
+          <w:sz w:val="19"/>
+        </w:rPr>
         <w:t>거짓말과 결혼해서 어디든 데리고 다녔지. 미안하오. 내 생각이 그렇소.</w:t>
       </w:r>
     </w:p>
@@ -4349,6 +4557,58 @@
           <w:sz w:val="19"/>
         </w:rPr>
         <w:t>주석 · 표현 노트</w:t>
+      </w:r>
+    </w:p>
+    <w:p>
+      <w:pPr>
+        <w:spacing w:before="0" w:after="0" w:line="276" w:lineRule="auto"/>
+        <w:ind w:left="170"/>
+        <w:shd w:val="clear" w:color="auto" w:fill="EEF1F7"/>
+      </w:pPr>
+      <w:r>
+        <w:rPr>
+          <w:rFonts w:ascii="Noto Sans KR" w:hAnsi="Noto Sans KR" w:eastAsia="Noto Sans KR" w:cs="Noto Sans KR"/>
+          <w:b/>
+          <w:i w:val="0"/>
+          <w:sz w:val="19"/>
+        </w:rPr>
+        <w:t>• La Malinche</w:t>
+      </w:r>
+      <w:r>
+        <w:rPr>
+          <w:rFonts w:ascii="Noto Sans KR" w:hAnsi="Noto Sans KR" w:eastAsia="Noto Sans KR" w:cs="Noto Sans KR"/>
+          <w:b w:val="0"/>
+          <w:i w:val="0"/>
+          <w:color w:val="555555"/>
+          <w:sz w:val="19"/>
+        </w:rPr>
+        <w:t xml:space="preserve">  —  코르테스의 통역관이자 협력자. 오랫동안 '배신자'로 불렸으나, 통역자가 지시자의 책임까지 떠안는 구조를 보여 주는 역사 사례</w:t>
+      </w:r>
+    </w:p>
+    <w:p>
+      <w:pPr>
+        <w:spacing w:before="0" w:after="0" w:line="276" w:lineRule="auto"/>
+        <w:ind w:left="170"/>
+        <w:shd w:val="clear" w:color="auto" w:fill="EEF1F7"/>
+      </w:pPr>
+      <w:r>
+        <w:rPr>
+          <w:rFonts w:ascii="Noto Sans KR" w:hAnsi="Noto Sans KR" w:eastAsia="Noto Sans KR" w:cs="Noto Sans KR"/>
+          <w:b/>
+          <w:i w:val="0"/>
+          <w:sz w:val="19"/>
+        </w:rPr>
+        <w:t>• la historia no perdona a quien traduce y olvida a quien dicta</w:t>
+      </w:r>
+      <w:r>
+        <w:rPr>
+          <w:rFonts w:ascii="Noto Sans KR" w:hAnsi="Noto Sans KR" w:eastAsia="Noto Sans KR" w:cs="Noto Sans KR"/>
+          <w:b w:val="0"/>
+          <w:i w:val="0"/>
+          <w:color w:val="555555"/>
+          <w:sz w:val="19"/>
+        </w:rPr>
+        <w:t xml:space="preserve">  —  'a quien + 직설법' 구문. 지시자와 통역자의 책임 불균형을 압축한 문장</w:t>
       </w:r>
     </w:p>
     <w:p>
@@ -4539,7 +4799,7 @@
           <w:color w:val="555555"/>
           <w:sz w:val="15"/>
         </w:rPr>
-        <w:t xml:space="preserve">072  </w:t>
+        <w:t xml:space="preserve">076  </w:t>
       </w:r>
       <w:r>
         <w:rPr>
@@ -4591,7 +4851,7 @@
           <w:color w:val="555555"/>
           <w:sz w:val="15"/>
         </w:rPr>
-        <w:t xml:space="preserve">073  </w:t>
+        <w:t xml:space="preserve">077  </w:t>
       </w:r>
       <w:r>
         <w:rPr>
@@ -4643,7 +4903,7 @@
           <w:color w:val="555555"/>
           <w:sz w:val="15"/>
         </w:rPr>
-        <w:t xml:space="preserve">074  </w:t>
+        <w:t xml:space="preserve">078  </w:t>
       </w:r>
       <w:r>
         <w:rPr>
@@ -4695,7 +4955,7 @@
           <w:color w:val="555555"/>
           <w:sz w:val="15"/>
         </w:rPr>
-        <w:t xml:space="preserve">075  </w:t>
+        <w:t xml:space="preserve">079  </w:t>
       </w:r>
       <w:r>
         <w:rPr>
@@ -4747,7 +5007,7 @@
           <w:color w:val="555555"/>
           <w:sz w:val="15"/>
         </w:rPr>
-        <w:t xml:space="preserve">076  </w:t>
+        <w:t xml:space="preserve">080  </w:t>
       </w:r>
       <w:r>
         <w:rPr>
@@ -4799,7 +5059,7 @@
           <w:color w:val="555555"/>
           <w:sz w:val="15"/>
         </w:rPr>
-        <w:t xml:space="preserve">077  </w:t>
+        <w:t xml:space="preserve">081  </w:t>
       </w:r>
       <w:r>
         <w:rPr>
@@ -4851,7 +5111,7 @@
           <w:color w:val="555555"/>
           <w:sz w:val="15"/>
         </w:rPr>
-        <w:t xml:space="preserve">078  </w:t>
+        <w:t xml:space="preserve">082  </w:t>
       </w:r>
       <w:r>
         <w:rPr>
@@ -4903,7 +5163,7 @@
           <w:color w:val="555555"/>
           <w:sz w:val="15"/>
         </w:rPr>
-        <w:t xml:space="preserve">079  </w:t>
+        <w:t xml:space="preserve">083  </w:t>
       </w:r>
       <w:r>
         <w:rPr>
@@ -4955,7 +5215,7 @@
           <w:color w:val="555555"/>
           <w:sz w:val="15"/>
         </w:rPr>
-        <w:t xml:space="preserve">080  </w:t>
+        <w:t xml:space="preserve">084  </w:t>
       </w:r>
       <w:r>
         <w:rPr>
@@ -5007,7 +5267,7 @@
           <w:color w:val="555555"/>
           <w:sz w:val="15"/>
         </w:rPr>
-        <w:t xml:space="preserve">081  </w:t>
+        <w:t xml:space="preserve">085  </w:t>
       </w:r>
       <w:r>
         <w:rPr>
@@ -5059,7 +5319,7 @@
           <w:color w:val="555555"/>
           <w:sz w:val="15"/>
         </w:rPr>
-        <w:t xml:space="preserve">082  </w:t>
+        <w:t xml:space="preserve">086  </w:t>
       </w:r>
       <w:r>
         <w:rPr>
@@ -5111,7 +5371,7 @@
           <w:color w:val="555555"/>
           <w:sz w:val="15"/>
         </w:rPr>
-        <w:t xml:space="preserve">083  </w:t>
+        <w:t xml:space="preserve">087  </w:t>
       </w:r>
       <w:r>
         <w:rPr>
@@ -5163,7 +5423,7 @@
           <w:color w:val="555555"/>
           <w:sz w:val="15"/>
         </w:rPr>
-        <w:t xml:space="preserve">084  </w:t>
+        <w:t xml:space="preserve">088  </w:t>
       </w:r>
       <w:r>
         <w:rPr>
@@ -5215,7 +5475,7 @@
           <w:color w:val="555555"/>
           <w:sz w:val="15"/>
         </w:rPr>
-        <w:t xml:space="preserve">085  </w:t>
+        <w:t xml:space="preserve">089  </w:t>
       </w:r>
       <w:r>
         <w:rPr>
@@ -5267,7 +5527,7 @@
           <w:color w:val="555555"/>
           <w:sz w:val="15"/>
         </w:rPr>
-        <w:t xml:space="preserve">086  </w:t>
+        <w:t xml:space="preserve">090  </w:t>
       </w:r>
       <w:r>
         <w:rPr>
@@ -5319,7 +5579,7 @@
           <w:color w:val="555555"/>
           <w:sz w:val="15"/>
         </w:rPr>
-        <w:t xml:space="preserve">087  </w:t>
+        <w:t xml:space="preserve">091  </w:t>
       </w:r>
       <w:r>
         <w:rPr>
@@ -5371,7 +5631,7 @@
           <w:color w:val="555555"/>
           <w:sz w:val="15"/>
         </w:rPr>
-        <w:t xml:space="preserve">088  </w:t>
+        <w:t xml:space="preserve">092  </w:t>
       </w:r>
       <w:r>
         <w:rPr>
@@ -5423,7 +5683,7 @@
           <w:color w:val="555555"/>
           <w:sz w:val="15"/>
         </w:rPr>
-        <w:t xml:space="preserve">089  </w:t>
+        <w:t xml:space="preserve">093  </w:t>
       </w:r>
       <w:r>
         <w:rPr>
@@ -5475,7 +5735,7 @@
           <w:color w:val="555555"/>
           <w:sz w:val="15"/>
         </w:rPr>
-        <w:t xml:space="preserve">090  </w:t>
+        <w:t xml:space="preserve">094  </w:t>
       </w:r>
       <w:r>
         <w:rPr>
@@ -5527,7 +5787,7 @@
           <w:color w:val="555555"/>
           <w:sz w:val="15"/>
         </w:rPr>
-        <w:t xml:space="preserve">091  </w:t>
+        <w:t xml:space="preserve">095  </w:t>
       </w:r>
       <w:r>
         <w:rPr>
@@ -5579,7 +5839,7 @@
           <w:color w:val="555555"/>
           <w:sz w:val="15"/>
         </w:rPr>
-        <w:t xml:space="preserve">092  </w:t>
+        <w:t xml:space="preserve">096  </w:t>
       </w:r>
       <w:r>
         <w:rPr>
@@ -5631,7 +5891,7 @@
           <w:color w:val="555555"/>
           <w:sz w:val="15"/>
         </w:rPr>
-        <w:t xml:space="preserve">093  </w:t>
+        <w:t xml:space="preserve">097  </w:t>
       </w:r>
       <w:r>
         <w:rPr>
@@ -5683,7 +5943,7 @@
           <w:color w:val="555555"/>
           <w:sz w:val="15"/>
         </w:rPr>
-        <w:t xml:space="preserve">094  </w:t>
+        <w:t xml:space="preserve">098  </w:t>
       </w:r>
       <w:r>
         <w:rPr>
@@ -5735,7 +5995,7 @@
           <w:color w:val="555555"/>
           <w:sz w:val="15"/>
         </w:rPr>
-        <w:t xml:space="preserve">095  </w:t>
+        <w:t xml:space="preserve">099  </w:t>
       </w:r>
       <w:r>
         <w:rPr>
@@ -5787,7 +6047,7 @@
           <w:color w:val="555555"/>
           <w:sz w:val="15"/>
         </w:rPr>
-        <w:t xml:space="preserve">096  </w:t>
+        <w:t xml:space="preserve">100  </w:t>
       </w:r>
       <w:r>
         <w:rPr>
@@ -5839,7 +6099,7 @@
           <w:color w:val="555555"/>
           <w:sz w:val="15"/>
         </w:rPr>
-        <w:t xml:space="preserve">097  </w:t>
+        <w:t xml:space="preserve">101  </w:t>
       </w:r>
       <w:r>
         <w:rPr>
@@ -5891,7 +6151,7 @@
           <w:color w:val="555555"/>
           <w:sz w:val="15"/>
         </w:rPr>
-        <w:t xml:space="preserve">098  </w:t>
+        <w:t xml:space="preserve">102  </w:t>
       </w:r>
       <w:r>
         <w:rPr>
@@ -5943,7 +6203,7 @@
           <w:color w:val="555555"/>
           <w:sz w:val="15"/>
         </w:rPr>
-        <w:t xml:space="preserve">099  </w:t>
+        <w:t xml:space="preserve">103  </w:t>
       </w:r>
       <w:r>
         <w:rPr>
@@ -5995,7 +6255,7 @@
           <w:color w:val="555555"/>
           <w:sz w:val="15"/>
         </w:rPr>
-        <w:t xml:space="preserve">100  </w:t>
+        <w:t xml:space="preserve">104  </w:t>
       </w:r>
       <w:r>
         <w:rPr>
@@ -6047,7 +6307,7 @@
           <w:color w:val="555555"/>
           <w:sz w:val="15"/>
         </w:rPr>
-        <w:t xml:space="preserve">101  </w:t>
+        <w:t xml:space="preserve">105  </w:t>
       </w:r>
       <w:r>
         <w:rPr>
@@ -6099,7 +6359,7 @@
           <w:color w:val="555555"/>
           <w:sz w:val="15"/>
         </w:rPr>
-        <w:t xml:space="preserve">102  </w:t>
+        <w:t xml:space="preserve">106  </w:t>
       </w:r>
       <w:r>
         <w:rPr>
@@ -6151,7 +6411,7 @@
           <w:color w:val="555555"/>
           <w:sz w:val="15"/>
         </w:rPr>
-        <w:t xml:space="preserve">103  </w:t>
+        <w:t xml:space="preserve">107  </w:t>
       </w:r>
       <w:r>
         <w:rPr>
@@ -6203,7 +6463,7 @@
           <w:color w:val="555555"/>
           <w:sz w:val="15"/>
         </w:rPr>
-        <w:t xml:space="preserve">104  </w:t>
+        <w:t xml:space="preserve">108  </w:t>
       </w:r>
       <w:r>
         <w:rPr>
@@ -6255,7 +6515,7 @@
           <w:color w:val="555555"/>
           <w:sz w:val="15"/>
         </w:rPr>
-        <w:t xml:space="preserve">105  </w:t>
+        <w:t xml:space="preserve">109  </w:t>
       </w:r>
       <w:r>
         <w:rPr>
@@ -6307,7 +6567,7 @@
           <w:color w:val="555555"/>
           <w:sz w:val="15"/>
         </w:rPr>
-        <w:t xml:space="preserve">106  </w:t>
+        <w:t xml:space="preserve">110  </w:t>
       </w:r>
       <w:r>
         <w:rPr>
@@ -6359,7 +6619,7 @@
           <w:color w:val="555555"/>
           <w:sz w:val="15"/>
         </w:rPr>
-        <w:t xml:space="preserve">107  </w:t>
+        <w:t xml:space="preserve">111  </w:t>
       </w:r>
       <w:r>
         <w:rPr>
@@ -6411,7 +6671,7 @@
           <w:color w:val="555555"/>
           <w:sz w:val="15"/>
         </w:rPr>
-        <w:t xml:space="preserve">108  </w:t>
+        <w:t xml:space="preserve">112  </w:t>
       </w:r>
       <w:r>
         <w:rPr>
@@ -6463,7 +6723,7 @@
           <w:color w:val="555555"/>
           <w:sz w:val="15"/>
         </w:rPr>
-        <w:t xml:space="preserve">109  </w:t>
+        <w:t xml:space="preserve">113  </w:t>
       </w:r>
       <w:r>
         <w:rPr>
@@ -6515,7 +6775,7 @@
           <w:color w:val="555555"/>
           <w:sz w:val="15"/>
         </w:rPr>
-        <w:t xml:space="preserve">110  </w:t>
+        <w:t xml:space="preserve">114  </w:t>
       </w:r>
       <w:r>
         <w:rPr>
@@ -6567,7 +6827,7 @@
           <w:color w:val="555555"/>
           <w:sz w:val="15"/>
         </w:rPr>
-        <w:t xml:space="preserve">111  </w:t>
+        <w:t xml:space="preserve">115  </w:t>
       </w:r>
       <w:r>
         <w:rPr>
@@ -6619,7 +6879,7 @@
           <w:color w:val="555555"/>
           <w:sz w:val="15"/>
         </w:rPr>
-        <w:t xml:space="preserve">112  </w:t>
+        <w:t xml:space="preserve">116  </w:t>
       </w:r>
       <w:r>
         <w:rPr>
@@ -6671,7 +6931,7 @@
           <w:color w:val="555555"/>
           <w:sz w:val="15"/>
         </w:rPr>
-        <w:t xml:space="preserve">113  </w:t>
+        <w:t xml:space="preserve">117  </w:t>
       </w:r>
       <w:r>
         <w:rPr>
@@ -6723,7 +6983,7 @@
           <w:color w:val="555555"/>
           <w:sz w:val="15"/>
         </w:rPr>
-        <w:t xml:space="preserve">114  </w:t>
+        <w:t xml:space="preserve">118  </w:t>
       </w:r>
       <w:r>
         <w:rPr>
@@ -6775,7 +7035,7 @@
           <w:color w:val="555555"/>
           <w:sz w:val="15"/>
         </w:rPr>
-        <w:t xml:space="preserve">115  </w:t>
+        <w:t xml:space="preserve">119  </w:t>
       </w:r>
       <w:r>
         <w:rPr>
@@ -6827,7 +7087,7 @@
           <w:color w:val="555555"/>
           <w:sz w:val="15"/>
         </w:rPr>
-        <w:t xml:space="preserve">116  </w:t>
+        <w:t xml:space="preserve">120  </w:t>
       </w:r>
       <w:r>
         <w:rPr>
@@ -6879,7 +7139,7 @@
           <w:color w:val="555555"/>
           <w:sz w:val="15"/>
         </w:rPr>
-        <w:t xml:space="preserve">117  </w:t>
+        <w:t xml:space="preserve">121  </w:t>
       </w:r>
       <w:r>
         <w:rPr>
@@ -6931,7 +7191,7 @@
           <w:color w:val="555555"/>
           <w:sz w:val="15"/>
         </w:rPr>
-        <w:t xml:space="preserve">118  </w:t>
+        <w:t xml:space="preserve">122  </w:t>
       </w:r>
       <w:r>
         <w:rPr>
@@ -6983,7 +7243,7 @@
           <w:color w:val="555555"/>
           <w:sz w:val="15"/>
         </w:rPr>
-        <w:t xml:space="preserve">119  </w:t>
+        <w:t xml:space="preserve">123  </w:t>
       </w:r>
       <w:r>
         <w:rPr>
@@ -7035,7 +7295,7 @@
           <w:color w:val="555555"/>
           <w:sz w:val="15"/>
         </w:rPr>
-        <w:t xml:space="preserve">120  </w:t>
+        <w:t xml:space="preserve">124  </w:t>
       </w:r>
       <w:r>
         <w:rPr>
@@ -7087,7 +7347,7 @@
           <w:color w:val="555555"/>
           <w:sz w:val="15"/>
         </w:rPr>
-        <w:t xml:space="preserve">121  </w:t>
+        <w:t xml:space="preserve">125  </w:t>
       </w:r>
       <w:r>
         <w:rPr>
@@ -7139,7 +7399,7 @@
           <w:color w:val="555555"/>
           <w:sz w:val="15"/>
         </w:rPr>
-        <w:t xml:space="preserve">122  </w:t>
+        <w:t xml:space="preserve">126  </w:t>
       </w:r>
       <w:r>
         <w:rPr>
@@ -7381,7 +7641,7 @@
           <w:color w:val="555555"/>
           <w:sz w:val="15"/>
         </w:rPr>
-        <w:t xml:space="preserve">123  </w:t>
+        <w:t xml:space="preserve">127  </w:t>
       </w:r>
       <w:r>
         <w:rPr>
@@ -7433,7 +7693,7 @@
           <w:color w:val="555555"/>
           <w:sz w:val="15"/>
         </w:rPr>
-        <w:t xml:space="preserve">124  </w:t>
+        <w:t xml:space="preserve">128  </w:t>
       </w:r>
       <w:r>
         <w:rPr>
@@ -7485,7 +7745,7 @@
           <w:color w:val="555555"/>
           <w:sz w:val="15"/>
         </w:rPr>
-        <w:t xml:space="preserve">125  </w:t>
+        <w:t xml:space="preserve">129  </w:t>
       </w:r>
       <w:r>
         <w:rPr>
@@ -7537,7 +7797,7 @@
           <w:color w:val="555555"/>
           <w:sz w:val="15"/>
         </w:rPr>
-        <w:t xml:space="preserve">126  </w:t>
+        <w:t xml:space="preserve">130  </w:t>
       </w:r>
       <w:r>
         <w:rPr>
@@ -7589,7 +7849,7 @@
           <w:color w:val="555555"/>
           <w:sz w:val="15"/>
         </w:rPr>
-        <w:t xml:space="preserve">127  </w:t>
+        <w:t xml:space="preserve">131  </w:t>
       </w:r>
       <w:r>
         <w:rPr>
@@ -7641,7 +7901,7 @@
           <w:color w:val="555555"/>
           <w:sz w:val="15"/>
         </w:rPr>
-        <w:t xml:space="preserve">128  </w:t>
+        <w:t xml:space="preserve">132  </w:t>
       </w:r>
       <w:r>
         <w:rPr>
@@ -7693,7 +7953,7 @@
           <w:color w:val="555555"/>
           <w:sz w:val="15"/>
         </w:rPr>
-        <w:t xml:space="preserve">129  </w:t>
+        <w:t xml:space="preserve">133  </w:t>
       </w:r>
       <w:r>
         <w:rPr>
@@ -7745,7 +8005,7 @@
           <w:color w:val="555555"/>
           <w:sz w:val="15"/>
         </w:rPr>
-        <w:t xml:space="preserve">130  </w:t>
+        <w:t xml:space="preserve">134  </w:t>
       </w:r>
       <w:r>
         <w:rPr>
@@ -7797,7 +8057,7 @@
           <w:color w:val="555555"/>
           <w:sz w:val="15"/>
         </w:rPr>
-        <w:t xml:space="preserve">131  </w:t>
+        <w:t xml:space="preserve">135  </w:t>
       </w:r>
       <w:r>
         <w:rPr>
@@ -7849,7 +8109,7 @@
           <w:color w:val="555555"/>
           <w:sz w:val="15"/>
         </w:rPr>
-        <w:t xml:space="preserve">132  </w:t>
+        <w:t xml:space="preserve">136  </w:t>
       </w:r>
       <w:r>
         <w:rPr>
@@ -7901,7 +8161,7 @@
           <w:color w:val="555555"/>
           <w:sz w:val="15"/>
         </w:rPr>
-        <w:t xml:space="preserve">133  </w:t>
+        <w:t xml:space="preserve">137  </w:t>
       </w:r>
       <w:r>
         <w:rPr>
@@ -7953,7 +8213,7 @@
           <w:color w:val="555555"/>
           <w:sz w:val="15"/>
         </w:rPr>
-        <w:t xml:space="preserve">134  </w:t>
+        <w:t xml:space="preserve">138  </w:t>
       </w:r>
       <w:r>
         <w:rPr>
@@ -8005,7 +8265,7 @@
           <w:color w:val="555555"/>
           <w:sz w:val="15"/>
         </w:rPr>
-        <w:t xml:space="preserve">135  </w:t>
+        <w:t xml:space="preserve">139  </w:t>
       </w:r>
       <w:r>
         <w:rPr>
@@ -8057,7 +8317,7 @@
           <w:color w:val="555555"/>
           <w:sz w:val="15"/>
         </w:rPr>
-        <w:t xml:space="preserve">136  </w:t>
+        <w:t xml:space="preserve">140  </w:t>
       </w:r>
       <w:r>
         <w:rPr>
@@ -8109,7 +8369,7 @@
           <w:color w:val="555555"/>
           <w:sz w:val="15"/>
         </w:rPr>
-        <w:t xml:space="preserve">137  </w:t>
+        <w:t xml:space="preserve">141  </w:t>
       </w:r>
       <w:r>
         <w:rPr>
@@ -8161,7 +8421,7 @@
           <w:color w:val="555555"/>
           <w:sz w:val="15"/>
         </w:rPr>
-        <w:t xml:space="preserve">138  </w:t>
+        <w:t xml:space="preserve">142  </w:t>
       </w:r>
       <w:r>
         <w:rPr>
@@ -8213,7 +8473,7 @@
           <w:color w:val="555555"/>
           <w:sz w:val="15"/>
         </w:rPr>
-        <w:t xml:space="preserve">139  </w:t>
+        <w:t xml:space="preserve">143  </w:t>
       </w:r>
       <w:r>
         <w:rPr>
@@ -8265,7 +8525,7 @@
           <w:color w:val="555555"/>
           <w:sz w:val="15"/>
         </w:rPr>
-        <w:t xml:space="preserve">140  </w:t>
+        <w:t xml:space="preserve">144  </w:t>
       </w:r>
       <w:r>
         <w:rPr>
@@ -8317,7 +8577,7 @@
           <w:color w:val="555555"/>
           <w:sz w:val="15"/>
         </w:rPr>
-        <w:t xml:space="preserve">141  </w:t>
+        <w:t xml:space="preserve">145  </w:t>
       </w:r>
       <w:r>
         <w:rPr>
@@ -8369,7 +8629,7 @@
           <w:color w:val="555555"/>
           <w:sz w:val="15"/>
         </w:rPr>
-        <w:t xml:space="preserve">142  </w:t>
+        <w:t xml:space="preserve">146  </w:t>
       </w:r>
       <w:r>
         <w:rPr>
@@ -8421,7 +8681,7 @@
           <w:color w:val="555555"/>
           <w:sz w:val="15"/>
         </w:rPr>
-        <w:t xml:space="preserve">143  </w:t>
+        <w:t xml:space="preserve">147  </w:t>
       </w:r>
       <w:r>
         <w:rPr>
@@ -8473,7 +8733,7 @@
           <w:color w:val="555555"/>
           <w:sz w:val="15"/>
         </w:rPr>
-        <w:t xml:space="preserve">144  </w:t>
+        <w:t xml:space="preserve">148  </w:t>
       </w:r>
       <w:r>
         <w:rPr>
@@ -8525,7 +8785,7 @@
           <w:color w:val="555555"/>
           <w:sz w:val="15"/>
         </w:rPr>
-        <w:t xml:space="preserve">145  </w:t>
+        <w:t xml:space="preserve">149  </w:t>
       </w:r>
       <w:r>
         <w:rPr>
@@ -8577,7 +8837,7 @@
           <w:color w:val="555555"/>
           <w:sz w:val="15"/>
         </w:rPr>
-        <w:t xml:space="preserve">146  </w:t>
+        <w:t xml:space="preserve">150  </w:t>
       </w:r>
       <w:r>
         <w:rPr>
@@ -8629,7 +8889,7 @@
           <w:color w:val="555555"/>
           <w:sz w:val="15"/>
         </w:rPr>
-        <w:t xml:space="preserve">147  </w:t>
+        <w:t xml:space="preserve">151  </w:t>
       </w:r>
       <w:r>
         <w:rPr>
@@ -8871,7 +9131,7 @@
           <w:color w:val="555555"/>
           <w:sz w:val="15"/>
         </w:rPr>
-        <w:t xml:space="preserve">148  </w:t>
+        <w:t xml:space="preserve">152  </w:t>
       </w:r>
       <w:r>
         <w:rPr>
@@ -8923,7 +9183,7 @@
           <w:color w:val="555555"/>
           <w:sz w:val="15"/>
         </w:rPr>
-        <w:t xml:space="preserve">149  </w:t>
+        <w:t xml:space="preserve">153  </w:t>
       </w:r>
       <w:r>
         <w:rPr>
@@ -8975,7 +9235,7 @@
           <w:color w:val="555555"/>
           <w:sz w:val="15"/>
         </w:rPr>
-        <w:t xml:space="preserve">150  </w:t>
+        <w:t xml:space="preserve">154  </w:t>
       </w:r>
       <w:r>
         <w:rPr>
@@ -9027,7 +9287,7 @@
           <w:color w:val="555555"/>
           <w:sz w:val="15"/>
         </w:rPr>
-        <w:t xml:space="preserve">151  </w:t>
+        <w:t xml:space="preserve">155  </w:t>
       </w:r>
       <w:r>
         <w:rPr>
@@ -9079,7 +9339,7 @@
           <w:color w:val="555555"/>
           <w:sz w:val="15"/>
         </w:rPr>
-        <w:t xml:space="preserve">152  </w:t>
+        <w:t xml:space="preserve">156  </w:t>
       </w:r>
       <w:r>
         <w:rPr>
@@ -9131,7 +9391,7 @@
           <w:color w:val="555555"/>
           <w:sz w:val="15"/>
         </w:rPr>
-        <w:t xml:space="preserve">153  </w:t>
+        <w:t xml:space="preserve">157  </w:t>
       </w:r>
       <w:r>
         <w:rPr>
@@ -9183,7 +9443,7 @@
           <w:color w:val="555555"/>
           <w:sz w:val="15"/>
         </w:rPr>
-        <w:t xml:space="preserve">154  </w:t>
+        <w:t xml:space="preserve">158  </w:t>
       </w:r>
       <w:r>
         <w:rPr>
@@ -9235,7 +9495,7 @@
           <w:color w:val="555555"/>
           <w:sz w:val="15"/>
         </w:rPr>
-        <w:t xml:space="preserve">155  </w:t>
+        <w:t xml:space="preserve">159  </w:t>
       </w:r>
       <w:r>
         <w:rPr>
@@ -9287,7 +9547,7 @@
           <w:color w:val="555555"/>
           <w:sz w:val="15"/>
         </w:rPr>
-        <w:t xml:space="preserve">156  </w:t>
+        <w:t xml:space="preserve">160  </w:t>
       </w:r>
       <w:r>
         <w:rPr>
@@ -9339,7 +9599,7 @@
           <w:color w:val="555555"/>
           <w:sz w:val="15"/>
         </w:rPr>
-        <w:t xml:space="preserve">157  </w:t>
+        <w:t xml:space="preserve">161  </w:t>
       </w:r>
       <w:r>
         <w:rPr>
@@ -9391,7 +9651,7 @@
           <w:color w:val="555555"/>
           <w:sz w:val="15"/>
         </w:rPr>
-        <w:t xml:space="preserve">158  </w:t>
+        <w:t xml:space="preserve">162  </w:t>
       </w:r>
       <w:r>
         <w:rPr>
@@ -9443,7 +9703,7 @@
           <w:color w:val="555555"/>
           <w:sz w:val="15"/>
         </w:rPr>
-        <w:t xml:space="preserve">159  </w:t>
+        <w:t xml:space="preserve">163  </w:t>
       </w:r>
       <w:r>
         <w:rPr>
@@ -9495,7 +9755,7 @@
           <w:color w:val="555555"/>
           <w:sz w:val="15"/>
         </w:rPr>
-        <w:t xml:space="preserve">160  </w:t>
+        <w:t xml:space="preserve">164  </w:t>
       </w:r>
       <w:r>
         <w:rPr>
@@ -9547,7 +9807,7 @@
           <w:color w:val="555555"/>
           <w:sz w:val="15"/>
         </w:rPr>
-        <w:t xml:space="preserve">161  </w:t>
+        <w:t xml:space="preserve">165  </w:t>
       </w:r>
       <w:r>
         <w:rPr>
@@ -9599,7 +9859,7 @@
           <w:color w:val="555555"/>
           <w:sz w:val="15"/>
         </w:rPr>
-        <w:t xml:space="preserve">162  </w:t>
+        <w:t xml:space="preserve">166  </w:t>
       </w:r>
       <w:r>
         <w:rPr>
@@ -9651,7 +9911,7 @@
           <w:color w:val="555555"/>
           <w:sz w:val="15"/>
         </w:rPr>
-        <w:t xml:space="preserve">163  </w:t>
+        <w:t xml:space="preserve">167  </w:t>
       </w:r>
       <w:r>
         <w:rPr>
@@ -9703,7 +9963,7 @@
           <w:color w:val="555555"/>
           <w:sz w:val="15"/>
         </w:rPr>
-        <w:t xml:space="preserve">164  </w:t>
+        <w:t xml:space="preserve">168  </w:t>
       </w:r>
       <w:r>
         <w:rPr>
@@ -9755,7 +10015,7 @@
           <w:color w:val="555555"/>
           <w:sz w:val="15"/>
         </w:rPr>
-        <w:t xml:space="preserve">165  </w:t>
+        <w:t xml:space="preserve">169  </w:t>
       </w:r>
       <w:r>
         <w:rPr>
@@ -9807,7 +10067,7 @@
           <w:color w:val="555555"/>
           <w:sz w:val="15"/>
         </w:rPr>
-        <w:t xml:space="preserve">166  </w:t>
+        <w:t xml:space="preserve">170  </w:t>
       </w:r>
       <w:r>
         <w:rPr>
@@ -9859,7 +10119,7 @@
           <w:color w:val="555555"/>
           <w:sz w:val="15"/>
         </w:rPr>
-        <w:t xml:space="preserve">167  </w:t>
+        <w:t xml:space="preserve">171  </w:t>
       </w:r>
       <w:r>
         <w:rPr>
@@ -9911,7 +10171,7 @@
           <w:color w:val="555555"/>
           <w:sz w:val="15"/>
         </w:rPr>
-        <w:t xml:space="preserve">168  </w:t>
+        <w:t xml:space="preserve">172  </w:t>
       </w:r>
       <w:r>
         <w:rPr>
@@ -9963,7 +10223,7 @@
           <w:color w:val="555555"/>
           <w:sz w:val="15"/>
         </w:rPr>
-        <w:t xml:space="preserve">169  </w:t>
+        <w:t xml:space="preserve">173  </w:t>
       </w:r>
       <w:r>
         <w:rPr>
@@ -10015,7 +10275,7 @@
           <w:color w:val="555555"/>
           <w:sz w:val="15"/>
         </w:rPr>
-        <w:t xml:space="preserve">170  </w:t>
+        <w:t xml:space="preserve">174  </w:t>
       </w:r>
       <w:r>
         <w:rPr>
@@ -10067,7 +10327,7 @@
           <w:color w:val="555555"/>
           <w:sz w:val="15"/>
         </w:rPr>
-        <w:t xml:space="preserve">171  </w:t>
+        <w:t xml:space="preserve">175  </w:t>
       </w:r>
       <w:r>
         <w:rPr>
@@ -10119,7 +10379,7 @@
           <w:color w:val="555555"/>
           <w:sz w:val="15"/>
         </w:rPr>
-        <w:t xml:space="preserve">172  </w:t>
+        <w:t xml:space="preserve">176  </w:t>
       </w:r>
       <w:r>
         <w:rPr>
@@ -10171,7 +10431,7 @@
           <w:color w:val="555555"/>
           <w:sz w:val="15"/>
         </w:rPr>
-        <w:t xml:space="preserve">173  </w:t>
+        <w:t xml:space="preserve">177  </w:t>
       </w:r>
       <w:r>
         <w:rPr>
